--- a/courts/tenth-circuit/oklahoma/state/supreme-court/amicus-brief/usage/OUTPUT-amicus-brief.docx
+++ b/courts/tenth-circuit/oklahoma/state/supreme-court/amicus-brief/usage/OUTPUT-amicus-brief.docx
@@ -1631,7 +1631,7 @@
         <w:tab/>
       </w:r>
       <w:r>
-        <w:t xml:space="preserve">4</w:t>
+        <w:t xml:space="preserve">5</w:t>
       </w:r>
     </w:p>
     <w:p>
@@ -3247,7 +3247,7 @@
         <w:tab/>
       </w:r>
       <w:r>
-        <w:t xml:space="preserve">20</w:t>
+        <w:t xml:space="preserve">21</w:t>
       </w:r>
     </w:p>
     <w:p>
@@ -3281,7 +3281,7 @@
         <w:tab/>
       </w:r>
       <w:r>
-        <w:t xml:space="preserve">21</w:t>
+        <w:t xml:space="preserve">22</w:t>
       </w:r>
     </w:p>
     <w:p>
@@ -3431,7 +3431,7 @@
         <w:pStyle w:val="XdQuoteOnly"/>
       </w:pPr>
       <w:r>
-        <w:t xml:space="preserve">secure to the said Choctaw Nation of Red People the jurisdiction of government of all the persons and property that may be within their limits west, so that no Territory or State shall ever have a right to pass laws for the government of the Choctaw Nation of Red People and their descendants . . . ; but that the U.S. shall forever secure said Choctaw Nation from . . . all laws except . . . their own . . . not inconsistent with the . . . Laws of the United States . . . .</w:t>
+        <w:t xml:space="preserve">secure to the said Choctaw Nation of Red People the jurisdiction of government of all the persons and property that may be within their limits west, so that no Territory or State shall ever have a right to pass laws for the government of the Choctaw Nation of Red People and their descendants . . . ; but that the U.S. shall forever secure said Choctaw Nation from . . . all laws except . . . their own . . . not inconsistent with the . . . Laws of the United States . . . .</w:t>
       </w:r>
     </w:p>
     <w:p>
@@ -4387,7 +4387,7 @@
         <w:pStyle w:val="XdQuoteFirst"/>
       </w:pPr>
       <w:r>
-        <w:t xml:space="preserve">In the event that either party to this Compact believes that the other party has failed to comply with any requirement of this Compact, or in the event of any dispute hereunder, including . . . dispute[s] over the proper interpretation of the . . . Compact . . . :</w:t>
+        <w:t xml:space="preserve">In the event that either party to this Compact believes that the other party has failed to comply with any requirement of this Compact, or in the event of any dispute hereunder, including . . . dispute[s] over the proper interpretation of the . . . Compact . . . :</w:t>
       </w:r>
     </w:p>
     <w:p>
@@ -4395,7 +4395,7 @@
         <w:pStyle w:val="XdQuoteLast"/>
       </w:pPr>
       <w:r>
-        <w:t xml:space="preserve">2. [E]ither party may refer a dispute arising under this Compact to arbitration . . . subject to enforcement or pursuant to review as provided by paragraph 3 of this Part by a federal district court. [E]ither party . . . may bring an action against the other in a federal district court for the de novo review of any arbitration award . . . .</w:t>
+        <w:t xml:space="preserve">2. [E]ither party may refer a dispute arising under this Compact to arbitration . . . subject to enforcement or pursuant to review as provided by paragraph 3 of this Part by a federal district court. [E]ither party . . . may bring an action against the other in a federal district court for the de novo review of any arbitration award . . . .</w:t>
       </w:r>
     </w:p>
     <w:p>
@@ -6225,7 +6225,7 @@
         <w:t xml:space="preserve">Blatchford</w:t>
       </w:r>
       <w:r>
-        <w:t xml:space="preserve">, the Supreme Court . . . explained</w:t>
+        <w:t xml:space="preserve">, the Supreme Court . . . explained</w:t>
       </w:r>
       <w:r>
         <w:t xml:space="preserve"> </w:t>
@@ -6924,7 +6924,7 @@
         <w:t xml:space="preserve"> </w:t>
       </w:r>
       <w:r>
-        <w:t xml:space="preserve">“Indian sovereignty doctrine . . . provides a backdrop against which the applicable treaties and federal statutes must be read,”</w:t>
+        <w:t xml:space="preserve">“Indian sovereignty doctrine . . . provides a backdrop against which the applicable treaties and federal statutes must be read,”</w:t>
       </w:r>
       <w:r>
         <w:t xml:space="preserve"> </w:t>
@@ -8141,7 +8141,7 @@
         <w:t xml:space="preserve">, 154 P.3d 644, 649 (N.M. 2007) (</w:t>
       </w:r>
       <w:r>
-        <w:t xml:space="preserve">“[A]s a general proposition of Indian law . . . tribal courts have exclusive jurisdiction over claims arising on tribal lands against tribes . . . .”</w:t>
+        <w:t xml:space="preserve">“[A]s a general proposition of Indian law . . . tribal courts have exclusive jurisdiction over claims arising on tribal lands against tribes . . . .”</w:t>
       </w:r>
       <w:r>
         <w:t xml:space="preserve"> </w:t>
@@ -9234,7 +9234,7 @@
         <w:t xml:space="preserve"> </w:t>
       </w:r>
       <w:r>
-        <w:t xml:space="preserve">“Congress has always been at liberty to dispense with . . . tribal immunity or to limit it,”</w:t>
+        <w:t xml:space="preserve">“Congress has always been at liberty to dispense with . . . tribal immunity or to limit it,”</w:t>
       </w:r>
       <w:r>
         <w:t xml:space="preserve"> </w:t>
@@ -9288,7 +9288,7 @@
         <w:t xml:space="preserve"> </w:t>
       </w:r>
       <w:r>
-        <w:t xml:space="preserve">“[t]ribal immunity . . . is not subject to diminution by the States,”</w:t>
+        <w:t xml:space="preserve">“[t]ribal immunity . . . is not subject to diminution by the States,”</w:t>
       </w:r>
       <w:r>
         <w:t xml:space="preserve"> </w:t>
@@ -9491,7 +9491,7 @@
         <w:t xml:space="preserve">, ¶ 35 (</w:t>
       </w:r>
       <w:r>
-        <w:t xml:space="preserve">“[A]mbiguity in the Compact . . . would require resolution in favor of the Tribe.”</w:t>
+        <w:t xml:space="preserve">“[A]mbiguity in the Compact . . . would require resolution in favor of the Tribe.”</w:t>
       </w:r>
       <w:r>
         <w:t xml:space="preserve">).</w:t>
@@ -10314,20 +10314,79 @@
     </w:p>
     <w:p>
       <w:pPr>
-        <w:pStyle w:val="XdTail"/>
+        <w:spacing w:before="0" w:after="0" w:line="384" w:lineRule="exact"/>
       </w:pPr>
-      <w:r>
-        <w:t xml:space="preserve">Robert L. Rabon</w:t>
-      </w:r>
     </w:p>
-    <w:p>
-      <w:pPr>
-        <w:pStyle w:val="XdTail"/>
-      </w:pPr>
-      <w:r>
-        <w:t xml:space="preserve">Stephen H. Greetham</w:t>
-      </w:r>
-    </w:p>
+    <w:tbl>
+      <w:tblPr>
+        <w:tblW w:w="9000" w:type="dxa"/>
+        <w:tblLayout w:type="fixed"/>
+        <w:tblCellMar>
+          <w:top w:w="0" w:type="dxa"/>
+          <w:left w:w="0" w:type="dxa"/>
+          <w:bottom w:w="0" w:type="dxa"/>
+          <w:right w:w="0" w:type="dxa"/>
+        </w:tblCellMar>
+        <w:tblLook w:val="0000" w:firstRow="0" w:lastRow="0" w:firstColumn="0" w:lastColumn="0" w:noHBand="0" w:noVBand="0"/>
+      </w:tblPr>
+      <w:tblGrid>
+        <w:gridCol w:w="9000"/>
+      </w:tblGrid>
+      <w:tr>
+        <w:trPr>
+          <w:cantSplit/>
+        </w:trPr>
+        <w:tc>
+          <w:tcPr>
+            <w:tcW w:w="9000" w:type="dxa"/>
+          </w:tcPr>
+          <w:p>
+            <w:pPr>
+              <w:spacing w:before="0" w:after="0" w:line="276" w:lineRule="exact"/>
+              <w:ind w:left="4320" w:firstLine="0"/>
+              <w:jc w:val="left"/>
+            </w:pPr>
+            <w:r>
+              <w:t xml:space="preserve">Robert</w:t>
+            </w:r>
+            <w:r>
+              <w:t xml:space="preserve"> </w:t>
+            </w:r>
+            <w:r>
+              <w:t xml:space="preserve">L.</w:t>
+            </w:r>
+            <w:r>
+              <w:t xml:space="preserve"> </w:t>
+            </w:r>
+            <w:r>
+              <w:t xml:space="preserve">Rabon</w:t>
+            </w:r>
+          </w:p>
+          <w:p>
+            <w:pPr>
+              <w:spacing w:before="0" w:after="0" w:line="276" w:lineRule="exact"/>
+              <w:ind w:left="4320" w:firstLine="0"/>
+              <w:jc w:val="left"/>
+            </w:pPr>
+            <w:r>
+              <w:t xml:space="preserve">Stephen</w:t>
+            </w:r>
+            <w:r>
+              <w:t xml:space="preserve"> </w:t>
+            </w:r>
+            <w:r>
+              <w:t xml:space="preserve">H.</w:t>
+            </w:r>
+            <w:r>
+              <w:t xml:space="preserve"> </w:t>
+            </w:r>
+            <w:r>
+              <w:t xml:space="preserve">Greetham</w:t>
+            </w:r>
+          </w:p>
+        </w:tc>
+      </w:tr>
+    </w:tbl>
     <w:sectPr>
       <w:footerReference w:type="default" r:id="rIdXdPage"/>
       <w:pgSz w:w="12240" w:h="15840"/>
@@ -10780,13 +10839,7 @@
         <w:t xml:space="preserve"> </w:t>
       </w:r>
       <w:r>
-        <w:t xml:space="preserve">¶¶ 48</w:t>
-      </w:r>
-      <w:r>
-        <w:noBreakHyphen/>
-      </w:r>
-      <w:r>
-        <w:t xml:space="preserve">52; (4)</w:t>
+        <w:t xml:space="preserve">¶¶ 48-⁠52; (4)</w:t>
       </w:r>
       <w:r>
         <w:t xml:space="preserve"> </w:t>
@@ -10827,13 +10880,7 @@
         <w:t xml:space="preserve"> </w:t>
       </w:r>
       <w:r>
-        <w:t xml:space="preserve">¶¶ 33</w:t>
-      </w:r>
-      <w:r>
-        <w:noBreakHyphen/>
-      </w:r>
-      <w:r>
-        <w:t xml:space="preserve">34; and (5) perhaps most importantly,</w:t>
+        <w:t xml:space="preserve">¶¶ 33-⁠34; and (5) perhaps most importantly,</w:t>
       </w:r>
       <w:r>
         <w:t xml:space="preserve"> </w:t>
@@ -11131,7 +11178,7 @@
         <w:t xml:space="preserve">, 447 U.S. 134, 154 (1980) (</w:t>
       </w:r>
       <w:r>
-        <w:t xml:space="preserve">“[I]t must be remembered that tribal sovereignty is . . . subordinate to only the Federal Government, not the States.”</w:t>
+        <w:t xml:space="preserve">“[I]t must be remembered that tribal sovereignty is . . . subordinate to only the Federal Government, not the States.”</w:t>
       </w:r>
       <w:r>
         <w:t xml:space="preserve">).</w:t>
@@ -11516,7 +11563,7 @@
         <w:t xml:space="preserve">U.S. CONST. art. VI, para. 2 (</w:t>
       </w:r>
       <w:r>
-        <w:t xml:space="preserve">“[T]he Laws of the United States . . . shall be the supreme Law of the Land; and the Judges in every State shall be bound thereby, any Thing in the Constitution or Laws of any State to the Contrary notwithstanding.”</w:t>
+        <w:t xml:space="preserve">“[T]he Laws of the United States . . . shall be the supreme Law of the Land; and the Judges in every State shall be bound thereby, any Thing in the Constitution or Laws of any State to the Contrary notwithstanding.”</w:t>
       </w:r>
       <w:r>
         <w:t xml:space="preserve">) (emphasis added).</w:t>
@@ -11750,7 +11797,7 @@
         <w:t xml:space="preserve"> </w:t>
       </w:r>
       <w:r>
-        <w:t xml:space="preserve">“[t]hat a determination of the question of fact as to who are the heirs of any deceased citizen allottee of the Five Civilized Tribes . . . [may be appealed] to the court provided by law for the appeal in cases of appeal in probate matters generally”</w:t>
+        <w:t xml:space="preserve">“[t]hat a determination of the question of fact as to who are the heirs of any deceased citizen allottee of the Five Civilized Tribes . . . [may be appealed] to the court provided by law for the appeal in cases of appeal in probate matters generally”</w:t>
       </w:r>
       <w:r>
         <w:t xml:space="preserve">); Act of Apr. 10, 1926, ch. 115, § 1, 44 Stat. 239, 240 (retroactively validating all conveyances by full-blood Indian heirs previously approved by Oklahoma probate courts under the authority of Section 9 of the Act of May 27, 1908,</w:t>
@@ -12453,7 +12500,7 @@
         <w:t xml:space="preserve"> </w:t>
       </w:r>
       <w:r>
-        <w:t xml:space="preserve">“Part 12 . . . includes a more precise consent to jurisdiction than Part 6,”</w:t>
+        <w:t xml:space="preserve">“Part 12 . . . includes a more precise consent to jurisdiction than Part 6,”</w:t>
       </w:r>
       <w:r>
         <w:t xml:space="preserve"> </w:t>
@@ -13211,6 +13258,7 @@
     <w:unhideWhenUsed/>
     <w:qFormat/>
     <w:pPr>
+      <w:keepLines/>
       <w:spacing w:before="0" w:after="120" w:line="253" w:lineRule="exact"/>
     </w:pPr>
     <w:rPr>
@@ -13461,6 +13509,33 @@
     <w:pPr>
       <w:spacing w:before="0" w:after="0" w:line="552" w:lineRule="exact"/>
       <w:ind w:left="2160" w:hanging="720"/>
+    </w:pPr>
+  </w:style>
+  <w:style w:type="paragraph" w:customStyle="1" w:styleId="XdQuoteList1">
+    <w:name w:val="Xd Quote List 1"/>
+    <w:basedOn w:val="Normal"/>
+    <w:qFormat/>
+    <w:pPr>
+      <w:spacing w:before="0" w:after="0" w:line="276" w:lineRule="exact"/>
+      <w:ind w:left="1440" w:right="720" w:hanging="720"/>
+    </w:pPr>
+  </w:style>
+  <w:style w:type="paragraph" w:customStyle="1" w:styleId="XdQuoteList2">
+    <w:name w:val="Xd Quote List 2"/>
+    <w:basedOn w:val="Normal"/>
+    <w:qFormat/>
+    <w:pPr>
+      <w:spacing w:before="0" w:after="0" w:line="276" w:lineRule="exact"/>
+      <w:ind w:left="2160" w:right="720" w:hanging="720"/>
+    </w:pPr>
+  </w:style>
+  <w:style w:type="paragraph" w:customStyle="1" w:styleId="XdQuoteList3">
+    <w:name w:val="Xd Quote List 3"/>
+    <w:basedOn w:val="Normal"/>
+    <w:qFormat/>
+    <w:pPr>
+      <w:spacing w:before="0" w:after="0" w:line="276" w:lineRule="exact"/>
+      <w:ind w:left="2880" w:right="720" w:hanging="720"/>
     </w:pPr>
   </w:style>
   <w:style w:type="paragraph" w:customStyle="1" w:styleId="XdQuoteFirst">

--- a/courts/tenth-circuit/oklahoma/state/supreme-court/amicus-brief/usage/OUTPUT-amicus-brief.docx
+++ b/courts/tenth-circuit/oklahoma/state/supreme-court/amicus-brief/usage/OUTPUT-amicus-brief.docx
@@ -3431,7 +3431,7 @@
         <w:pStyle w:val="XdQuoteOnly"/>
       </w:pPr>
       <w:r>
-        <w:t xml:space="preserve">secure to the said Choctaw Nation of Red People the jurisdiction of government of all the persons and property that may be within their limits west, so that no Territory or State shall ever have a right to pass laws for the government of the Choctaw Nation of Red People and their descendants . . . ; but that the U.S. shall forever secure said Choctaw Nation from . . . all laws except . . . their own . . . not inconsistent with the . . . Laws of the United States . . . .</w:t>
+        <w:t xml:space="preserve">secure to the said Choctaw Nation of Red People the jurisdiction of government of all the persons and property that may be within their limits west, so that no Territory or State shall ever have a right to pass laws for the government of the Choctaw Nation of Red People and their descendants ⁠. ⁠. ⁠. ⁠; but that the U.S. shall forever secure said Choctaw Nation from ⁠. ⁠. ⁠. all laws except ⁠. ⁠. ⁠. their own ⁠. ⁠. ⁠. not inconsistent with the ⁠. ⁠. ⁠. Laws of the United States ⁠. ⁠. ⁠. ⁠.</w:t>
       </w:r>
     </w:p>
     <w:p>
@@ -4387,7 +4387,7 @@
         <w:pStyle w:val="XdQuoteFirst"/>
       </w:pPr>
       <w:r>
-        <w:t xml:space="preserve">In the event that either party to this Compact believes that the other party has failed to comply with any requirement of this Compact, or in the event of any dispute hereunder, including . . . dispute[s] over the proper interpretation of the . . . Compact . . . :</w:t>
+        <w:t xml:space="preserve">In the event that either party to this Compact believes that the other party has failed to comply with any requirement of this Compact, or in the event of any dispute hereunder, including ⁠. ⁠. ⁠. dispute[s] over the proper interpretation of the ⁠. ⁠. ⁠. Compact ⁠. ⁠. ⁠. ⁠:</w:t>
       </w:r>
     </w:p>
     <w:p>
@@ -4395,7 +4395,7 @@
         <w:pStyle w:val="XdQuoteLast"/>
       </w:pPr>
       <w:r>
-        <w:t xml:space="preserve">2. [E]ither party may refer a dispute arising under this Compact to arbitration . . . subject to enforcement or pursuant to review as provided by paragraph 3 of this Part by a federal district court. [E]ither party . . . may bring an action against the other in a federal district court for the de novo review of any arbitration award . . . .</w:t>
+        <w:t xml:space="preserve">2. [E]ither party may refer a dispute arising under this Compact to arbitration ⁠. ⁠. ⁠. subject to enforcement or pursuant to review as provided by paragraph 3 of this Part by a federal district court. [E]ither party ⁠. ⁠. ⁠. may bring an action against the other in a federal district court for the de novo review of any arbitration award ⁠. ⁠. ⁠. ⁠.</w:t>
       </w:r>
     </w:p>
     <w:p>
@@ -6225,7 +6225,7 @@
         <w:t xml:space="preserve">Blatchford</w:t>
       </w:r>
       <w:r>
-        <w:t xml:space="preserve">, the Supreme Court . . . explained</w:t>
+        <w:t xml:space="preserve">, the Supreme Court ⁠. ⁠. ⁠. explained</w:t>
       </w:r>
       <w:r>
         <w:t xml:space="preserve"> </w:t>
@@ -6924,7 +6924,7 @@
         <w:t xml:space="preserve"> </w:t>
       </w:r>
       <w:r>
-        <w:t xml:space="preserve">“Indian sovereignty doctrine . . . provides a backdrop against which the applicable treaties and federal statutes must be read,”</w:t>
+        <w:t xml:space="preserve">“Indian sovereignty doctrine ⁠. ⁠. ⁠. provides a backdrop against which the applicable treaties and federal statutes must be read,”</w:t>
       </w:r>
       <w:r>
         <w:t xml:space="preserve"> </w:t>
@@ -8141,7 +8141,7 @@
         <w:t xml:space="preserve">, 154 P.3d 644, 649 (N.M. 2007) (</w:t>
       </w:r>
       <w:r>
-        <w:t xml:space="preserve">“[A]s a general proposition of Indian law . . . tribal courts have exclusive jurisdiction over claims arising on tribal lands against tribes . . . .”</w:t>
+        <w:t xml:space="preserve">“[A]s a general proposition of Indian law ⁠. ⁠. ⁠. tribal courts have exclusive jurisdiction over claims arising on tribal lands against tribes ⁠. ⁠. ⁠. ⁠.”</w:t>
       </w:r>
       <w:r>
         <w:t xml:space="preserve"> </w:t>
@@ -9234,7 +9234,7 @@
         <w:t xml:space="preserve"> </w:t>
       </w:r>
       <w:r>
-        <w:t xml:space="preserve">“Congress has always been at liberty to dispense with . . . tribal immunity or to limit it,”</w:t>
+        <w:t xml:space="preserve">“Congress has always been at liberty to dispense with ⁠. ⁠. ⁠. tribal immunity or to limit it,”</w:t>
       </w:r>
       <w:r>
         <w:t xml:space="preserve"> </w:t>
@@ -9288,7 +9288,7 @@
         <w:t xml:space="preserve"> </w:t>
       </w:r>
       <w:r>
-        <w:t xml:space="preserve">“[t]ribal immunity . . . is not subject to diminution by the States,”</w:t>
+        <w:t xml:space="preserve">“[t]ribal immunity ⁠. ⁠. ⁠. is not subject to diminution by the States,”</w:t>
       </w:r>
       <w:r>
         <w:t xml:space="preserve"> </w:t>
@@ -9491,7 +9491,7 @@
         <w:t xml:space="preserve">, ¶ 35 (</w:t>
       </w:r>
       <w:r>
-        <w:t xml:space="preserve">“[A]mbiguity in the Compact . . . would require resolution in favor of the Tribe.”</w:t>
+        <w:t xml:space="preserve">“[A]mbiguity in the Compact ⁠. ⁠. ⁠. would require resolution in favor of the Tribe.”</w:t>
       </w:r>
       <w:r>
         <w:t xml:space="preserve">).</w:t>
@@ -11178,7 +11178,7 @@
         <w:t xml:space="preserve">, 447 U.S. 134, 154 (1980) (</w:t>
       </w:r>
       <w:r>
-        <w:t xml:space="preserve">“[I]t must be remembered that tribal sovereignty is . . . subordinate to only the Federal Government, not the States.”</w:t>
+        <w:t xml:space="preserve">“[I]t must be remembered that tribal sovereignty is ⁠. ⁠. ⁠. subordinate to only the Federal Government, not the States.”</w:t>
       </w:r>
       <w:r>
         <w:t xml:space="preserve">).</w:t>
@@ -11563,7 +11563,7 @@
         <w:t xml:space="preserve">U.S. CONST. art. VI, para. 2 (</w:t>
       </w:r>
       <w:r>
-        <w:t xml:space="preserve">“[T]he Laws of the United States . . . shall be the supreme Law of the Land; and the Judges in every State shall be bound thereby, any Thing in the Constitution or Laws of any State to the Contrary notwithstanding.”</w:t>
+        <w:t xml:space="preserve">“[T]he Laws of the United States ⁠. ⁠. ⁠. shall be the supreme Law of the Land; and the Judges in every State shall be bound thereby, any Thing in the Constitution or Laws of any State to the Contrary notwithstanding.”</w:t>
       </w:r>
       <w:r>
         <w:t xml:space="preserve">) (emphasis added).</w:t>
@@ -11797,7 +11797,7 @@
         <w:t xml:space="preserve"> </w:t>
       </w:r>
       <w:r>
-        <w:t xml:space="preserve">“[t]hat a determination of the question of fact as to who are the heirs of any deceased citizen allottee of the Five Civilized Tribes . . . [may be appealed] to the court provided by law for the appeal in cases of appeal in probate matters generally”</w:t>
+        <w:t xml:space="preserve">“[t]hat a determination of the question of fact as to who are the heirs of any deceased citizen allottee of the Five Civilized Tribes ⁠. ⁠. ⁠. [may be appealed] to the court provided by law for the appeal in cases of appeal in probate matters generally”</w:t>
       </w:r>
       <w:r>
         <w:t xml:space="preserve">); Act of Apr. 10, 1926, ch. 115, § 1, 44 Stat. 239, 240 (retroactively validating all conveyances by full-blood Indian heirs previously approved by Oklahoma probate courts under the authority of Section 9 of the Act of May 27, 1908,</w:t>
@@ -12500,7 +12500,7 @@
         <w:t xml:space="preserve"> </w:t>
       </w:r>
       <w:r>
-        <w:t xml:space="preserve">“Part 12 . . . includes a more precise consent to jurisdiction than Part 6,”</w:t>
+        <w:t xml:space="preserve">“Part 12 ⁠. ⁠. ⁠. includes a more precise consent to jurisdiction than Part 6,”</w:t>
       </w:r>
       <w:r>
         <w:t xml:space="preserve"> </w:t>

--- a/courts/tenth-circuit/oklahoma/state/supreme-court/amicus-brief/usage/OUTPUT-amicus-brief.docx
+++ b/courts/tenth-circuit/oklahoma/state/supreme-court/amicus-brief/usage/OUTPUT-amicus-brief.docx
@@ -951,9 +951,7 @@
         <w:t xml:space="preserve"> </w:t>
       </w:r>
       <w:r>
-        <w:t xml:space="preserve">436</w:t>
-        <w:noBreakHyphen/>
-        <w:t xml:space="preserve">7223;</w:t>
+        <w:t xml:space="preserve">436-⁠7223;</w:t>
       </w:r>
       <w:r>
         <w:t xml:space="preserve"> </w:t>
@@ -965,9 +963,7 @@
         <w:t xml:space="preserve"> </w:t>
       </w:r>
       <w:r>
-        <w:t xml:space="preserve">326</w:t>
-        <w:noBreakHyphen/>
-        <w:t xml:space="preserve">6032</w:t>
+        <w:t xml:space="preserve">326-⁠6032</w:t>
       </w:r>
       <w:r>
         <w:t xml:space="preserve"> </w:t>
@@ -1197,9 +1193,7 @@
         <w:t xml:space="preserve"> </w:t>
       </w:r>
       <w:r>
-        <w:t xml:space="preserve">310</w:t>
-        <w:noBreakHyphen/>
-        <w:t xml:space="preserve">6440</w:t>
+        <w:t xml:space="preserve">310-⁠6440</w:t>
       </w:r>
       <w:r>
         <w:t xml:space="preserve"> </w:t>
@@ -1335,9 +1329,7 @@
         <w:t xml:space="preserve"> </w:t>
       </w:r>
       <w:r>
-        <w:t xml:space="preserve">272</w:t>
-        <w:noBreakHyphen/>
-        <w:t xml:space="preserve">5236;</w:t>
+        <w:t xml:space="preserve">272-⁠5236;</w:t>
       </w:r>
       <w:r>
         <w:t xml:space="preserve"> </w:t>
@@ -1349,9 +1341,7 @@
         <w:t xml:space="preserve"> </w:t>
       </w:r>
       <w:r>
-        <w:t xml:space="preserve">272</w:t>
-        <w:noBreakHyphen/>
-        <w:t xml:space="preserve">2077</w:t>
+        <w:t xml:space="preserve">272-⁠2077</w:t>
       </w:r>
       <w:r>
         <w:t xml:space="preserve"> </w:t>
@@ -3503,13 +3493,7 @@
         <w:t xml:space="preserve"> </w:t>
       </w:r>
       <w:r>
-        <w:t xml:space="preserve">at 468</w:t>
-      </w:r>
-      <w:r>
-        <w:noBreakHyphen/>
-      </w:r>
-      <w:r>
-        <w:t xml:space="preserve">71 (Breyer, Stevens, O’Connor, and Souter, JJ., dissenting). The Court’s ruling in this matter will almost necessarily implicate the continuing scope of those sacred treaty guarantees.</w:t>
+        <w:t xml:space="preserve">at 468-⁠71 (Breyer, Stevens, O’Connor, and Souter, JJ., dissenting). The Court’s ruling in this matter will almost necessarily implicate the continuing scope of those sacred treaty guarantees.</w:t>
       </w:r>
       <w:r>
         <w:rPr>
@@ -3630,13 +3614,7 @@
         <w:t xml:space="preserve">Oklahoma Tribal Courts: A Prologue, the First Fifteen Years of the Modern Era, and a Glimpse at the Road Ahead</w:t>
       </w:r>
       <w:r>
-        <w:t xml:space="preserve">, 19 OKLA. CITY U.L. REV. 5, 16</w:t>
-      </w:r>
-      <w:r>
-        <w:noBreakHyphen/>
-      </w:r>
-      <w:r>
-        <w:t xml:space="preserve">72 (1994), the tribal codes and court systems of Amici Nations and other Oklahoma tribes trace back a hundred years or more before Oklahoma statehood.</w:t>
+        <w:t xml:space="preserve">, 19 OKLA. CITY U.L. REV. 5, 16-⁠72 (1994), the tribal codes and court systems of Amici Nations and other Oklahoma tribes trace back a hundred years or more before Oklahoma statehood.</w:t>
       </w:r>
       <w:r>
         <w:t xml:space="preserve"> </w:t>
@@ -3652,19 +3630,7 @@
         <w:t xml:space="preserve"> </w:t>
       </w:r>
       <w:r>
-        <w:t xml:space="preserve">at 8</w:t>
-      </w:r>
-      <w:r>
-        <w:noBreakHyphen/>
-      </w:r>
-      <w:r>
-        <w:t xml:space="preserve">9 &amp; nn.2</w:t>
-      </w:r>
-      <w:r>
-        <w:noBreakHyphen/>
-      </w:r>
-      <w:r>
-        <w:t xml:space="preserve">5. While each court system distinctly represents the tribal sovereign that created it, Amici Nations and the Cherokee Nation each maintain a judicial system capable of satisfying the due process requirements of its own gaming compact. This critical and ancient heritage notwithstanding, the Court’s ruling here may purport to expand state jurisdiction to the prejudice of these existing tribal governing systems. Finally, the gaming compacts Oklahoma executed with each gaming tribal government were intended to foster working and positive government-to-government relations,</w:t>
+        <w:t xml:space="preserve">at 8-⁠9 &amp; nn.2-⁠5. While each court system distinctly represents the tribal sovereign that created it, Amici Nations and the Cherokee Nation each maintain a judicial system capable of satisfying the due process requirements of its own gaming compact. This critical and ancient heritage notwithstanding, the Court’s ruling here may purport to expand state jurisdiction to the prejudice of these existing tribal governing systems. Finally, the gaming compacts Oklahoma executed with each gaming tribal government were intended to foster working and positive government-to-government relations,</w:t>
       </w:r>
       <w:r>
         <w:t xml:space="preserve"> </w:t>
@@ -5531,17 +5497,7 @@
           <w:i/>
           <w:iCs/>
         </w:rPr>
-        <w:t xml:space="preserve">Strate v. A</w:t>
-      </w:r>
-      <w:r>
-        <w:noBreakHyphen/>
-      </w:r>
-      <w:r>
-        <w:rPr>
-          <w:i/>
-          <w:iCs/>
-        </w:rPr>
-        <w:t xml:space="preserve">1 Contractors</w:t>
+        <w:t xml:space="preserve">Strate v. A-⁠1 Contractors</w:t>
       </w:r>
       <w:r>
         <w:t xml:space="preserve">, 520 U.S. 438 (1997), wherein the Supreme Court has rejected assertions of tribal civil-adjudicatory jurisdiction over (1) state officers executing a search warrant attendant to the investigation of an off-reservation crime (</w:t>
@@ -7070,13 +7026,7 @@
         <w:t xml:space="preserve"> </w:t>
       </w:r>
       <w:r>
-        <w:t xml:space="preserve">at 143</w:t>
-      </w:r>
-      <w:r>
-        <w:noBreakHyphen/>
-      </w:r>
-      <w:r>
-        <w:t xml:space="preserve">45.</w:t>
+        <w:t xml:space="preserve">at 143-⁠45.</w:t>
       </w:r>
       <w:r>
         <w:rPr>
@@ -8234,13 +8184,7 @@
         <w:t xml:space="preserve"> </w:t>
       </w:r>
       <w:r>
-        <w:t xml:space="preserve">at 424</w:t>
-      </w:r>
-      <w:r>
-        <w:noBreakHyphen/>
-      </w:r>
-      <w:r>
-        <w:t xml:space="preserve">27. Amici Nations submit, emphatically, that Public Law 280 has at least the same preemptive force in Oklahoma as it has in any other</w:t>
+        <w:t xml:space="preserve">at 424-⁠27. Amici Nations submit, emphatically, that Public Law 280 has at least the same preemptive force in Oklahoma as it has in any other</w:t>
       </w:r>
       <w:r>
         <w:t xml:space="preserve"> </w:t>
@@ -8308,13 +8252,7 @@
         <w:t xml:space="preserve"> </w:t>
       </w:r>
       <w:r>
-        <w:t xml:space="preserve">Pub. L. No. 90</w:t>
-      </w:r>
-      <w:r>
-        <w:noBreakHyphen/>
-      </w:r>
-      <w:r>
-        <w:t xml:space="preserve">284, tit. IV, § 402(a), 82 Stat. 79, 25 U.S.C. § 1322.</w:t>
+        <w:t xml:space="preserve">Pub. L. No. 90-⁠284, tit. IV, § 402(a), 82 Stat. 79, 25 U.S.C. § 1322.</w:t>
       </w:r>
       <w:r>
         <w:t xml:space="preserve"> </w:t>
@@ -9744,9 +9682,7 @@
               <w:t xml:space="preserve"> </w:t>
             </w:r>
             <w:r>
-              <w:t xml:space="preserve">436</w:t>
-              <w:noBreakHyphen/>
-              <w:t xml:space="preserve">7223</w:t>
+              <w:t xml:space="preserve">436-⁠7223</w:t>
             </w:r>
           </w:p>
           <w:p>
@@ -10140,9 +10076,7 @@
               <w:t xml:space="preserve"> </w:t>
             </w:r>
             <w:r>
-              <w:t xml:space="preserve">272</w:t>
-              <w:noBreakHyphen/>
-              <w:t xml:space="preserve">5236</w:t>
+              <w:t xml:space="preserve">272-⁠5236</w:t>
             </w:r>
           </w:p>
           <w:p>
@@ -10573,19 +10507,7 @@
         <w:t xml:space="preserve">Cossey</w:t>
       </w:r>
       <w:r>
-        <w:t xml:space="preserve">, No. CJ</w:t>
-      </w:r>
-      <w:r>
-        <w:noBreakHyphen/>
-      </w:r>
-      <w:r>
-        <w:t xml:space="preserve">2006</w:t>
-      </w:r>
-      <w:r>
-        <w:noBreakHyphen/>
-      </w:r>
-      <w:r>
-        <w:t xml:space="preserve">762 (D. Ct. Rogers County filed Apr. 30, 2007) (emphasis added). In other words, he has posited that proceeding in tribal court would be an acceptable resolution, and Petitioner has replied that</w:t>
+        <w:t xml:space="preserve">, No. CJ-⁠2006-⁠762 (D. Ct. Rogers County filed Apr. 30, 2007) (emphasis added). In other words, he has posited that proceeding in tribal court would be an acceptable resolution, and Petitioner has replied that</w:t>
       </w:r>
       <w:r>
         <w:t xml:space="preserve"> </w:t>
@@ -10610,19 +10532,7 @@
         <w:t xml:space="preserve">Cossey</w:t>
       </w:r>
       <w:r>
-        <w:t xml:space="preserve">, No. CJ</w:t>
-      </w:r>
-      <w:r>
-        <w:noBreakHyphen/>
-      </w:r>
-      <w:r>
-        <w:t xml:space="preserve">2006</w:t>
-      </w:r>
-      <w:r>
-        <w:noBreakHyphen/>
-      </w:r>
-      <w:r>
-        <w:t xml:space="preserve">762 (D. Ct. Rogers County, filed June 15, 2007). By this light, it seems that the true</w:t>
+        <w:t xml:space="preserve">, No. CJ-⁠2006-⁠762 (D. Ct. Rogers County, filed June 15, 2007). By this light, it seems that the true</w:t>
       </w:r>
       <w:r>
         <w:t xml:space="preserve"> </w:t>
@@ -10801,13 +10711,7 @@
         <w:t xml:space="preserve"> </w:t>
       </w:r>
       <w:r>
-        <w:t xml:space="preserve">2008 OK 10, ¶¶ 13, 30</w:t>
-      </w:r>
-      <w:r>
-        <w:noBreakHyphen/>
-      </w:r>
-      <w:r>
-        <w:t xml:space="preserve">38, 48; (3) this Court’s alternative</w:t>
+        <w:t xml:space="preserve">2008 OK 10, ¶¶ 13, 30-⁠38, 48; (3) this Court’s alternative</w:t>
       </w:r>
       <w:r>
         <w:t xml:space="preserve"> </w:t>
@@ -11012,13 +10916,7 @@
         <w:t xml:space="preserve"> </w:t>
       </w:r>
       <w:r>
-        <w:t xml:space="preserve">at pp. 20</w:t>
-      </w:r>
-      <w:r>
-        <w:noBreakHyphen/>
-      </w:r>
-      <w:r>
-        <w:t xml:space="preserve">21, the</w:t>
+        <w:t xml:space="preserve">at pp. 20-⁠21, the</w:t>
       </w:r>
       <w:r>
         <w:t xml:space="preserve"> </w:t>
@@ -11093,13 +10991,7 @@
         <w:t xml:space="preserve"> </w:t>
       </w:r>
       <w:r>
-        <w:t xml:space="preserve">426 U.S. at 378</w:t>
-      </w:r>
-      <w:r>
-        <w:noBreakHyphen/>
-      </w:r>
-      <w:r>
-        <w:t xml:space="preserve">93.</w:t>
+        <w:t xml:space="preserve">426 U.S. at 378-⁠93.</w:t>
       </w:r>
       <w:r>
         <w:t xml:space="preserve"> </w:t>
@@ -11112,13 +11004,7 @@
         <w:t xml:space="preserve">Accord Iowa Mut. Ins. Co. v. LaPlante</w:t>
       </w:r>
       <w:r>
-        <w:t xml:space="preserve">, 480 U.S. 9, 14</w:t>
-      </w:r>
-      <w:r>
-        <w:noBreakHyphen/>
-      </w:r>
-      <w:r>
-        <w:t xml:space="preserve">15 (1987) (employing the adjective</w:t>
+        <w:t xml:space="preserve">, 480 U.S. 9, 14-⁠15 (1987) (employing the adjective</w:t>
       </w:r>
       <w:r>
         <w:t xml:space="preserve"> </w:t>
@@ -11278,13 +11164,7 @@
         <w:t xml:space="preserve"> </w:t>
       </w:r>
       <w:r>
-        <w:t xml:space="preserve">at 12</w:t>
-      </w:r>
-      <w:r>
-        <w:noBreakHyphen/>
-      </w:r>
-      <w:r>
-        <w:t xml:space="preserve">15,</w:t>
+        <w:t xml:space="preserve">at 12-⁠15,</w:t>
       </w:r>
       <w:r>
         <w:t xml:space="preserve"> </w:t>
@@ -11384,13 +11264,7 @@
         <w:t xml:space="preserve">See, e.g., Blatchford</w:t>
       </w:r>
       <w:r>
-        <w:t xml:space="preserve">, 501 U.S. at 785</w:t>
-      </w:r>
-      <w:r>
-        <w:noBreakHyphen/>
-      </w:r>
-      <w:r>
-        <w:t xml:space="preserve">86 n.4;</w:t>
+        <w:t xml:space="preserve">, 501 U.S. at 785-⁠86 n.4;</w:t>
       </w:r>
       <w:r>
         <w:t xml:space="preserve"> </w:t>
@@ -11621,13 +11495,7 @@
         <w:t xml:space="preserve">See, e.g.</w:t>
       </w:r>
       <w:r>
-        <w:t xml:space="preserve">, Pub. L. No. 81</w:t>
-      </w:r>
-      <w:r>
-        <w:noBreakHyphen/>
-      </w:r>
-      <w:r>
-        <w:t xml:space="preserve">785, Act of Sept. 13, 1950, ch. 947, 64 Stat. 845, 846 (granting New York civil-adjudicatory jurisdiction over actions to which an Indian is a party, wherever arising).</w:t>
+        <w:t xml:space="preserve">, Pub. L. No. 81-⁠785, Act of Sept. 13, 1950, ch. 947, 64 Stat. 845, 846 (granting New York civil-adjudicatory jurisdiction over actions to which an Indian is a party, wherever arising).</w:t>
       </w:r>
     </w:p>
   </w:footnote>
@@ -11697,13 +11565,7 @@
         <w:t xml:space="preserve"> </w:t>
       </w:r>
       <w:r>
-        <w:t xml:space="preserve">at n.6, which cites UNITED STATES DEP’T OF INTERIOR, HANDBOOK OF FEDERAL INDIAN LAW 985</w:t>
-      </w:r>
-      <w:r>
-        <w:noBreakHyphen/>
-      </w:r>
-      <w:r>
-        <w:t xml:space="preserve">1051 (1958 ed.)). The sixty-six page excerpt from the Department of the Interior’s 1958 revision of Felix Cohen’s original 1941 Handbook of Federal Indian Law that the</w:t>
+        <w:t xml:space="preserve">at n.6, which cites UNITED STATES DEP’T OF INTERIOR, HANDBOOK OF FEDERAL INDIAN LAW 985-⁠1051 (1958 ed.)). The sixty-six page excerpt from the Department of the Interior’s 1958 revision of Felix Cohen’s original 1941 Handbook of Federal Indian Law that the</w:t>
       </w:r>
       <w:r>
         <w:t xml:space="preserve"> </w:t>
@@ -11900,13 +11762,7 @@
         <w:t xml:space="preserve">See generally Pacific Gas &amp; Elec. Co. v. State Energy Res. Conservation &amp; Dev. Comm’n</w:t>
       </w:r>
       <w:r>
-        <w:t xml:space="preserve">, 461 U.S. 190, 203</w:t>
-      </w:r>
-      <w:r>
-        <w:noBreakHyphen/>
-      </w:r>
-      <w:r>
-        <w:t xml:space="preserve">04 (1983).</w:t>
+        <w:t xml:space="preserve">, 461 U.S. 190, 203-⁠04 (1983).</w:t>
       </w:r>
     </w:p>
   </w:footnote>
@@ -12024,13 +11880,7 @@
         <w:t xml:space="preserve">Idaho v. Coeur d’Alene Tribe</w:t>
       </w:r>
       <w:r>
-        <w:t xml:space="preserve">, 521 U.S. 261, 268</w:t>
-      </w:r>
-      <w:r>
-        <w:noBreakHyphen/>
-      </w:r>
-      <w:r>
-        <w:t xml:space="preserve">69 (1997);</w:t>
+        <w:t xml:space="preserve">, 521 U.S. 261, 268-⁠69 (1997);</w:t>
       </w:r>
       <w:r>
         <w:t xml:space="preserve"> </w:t>
@@ -12056,13 +11906,7 @@
         <w:t xml:space="preserve">See generally Alden v. Maine</w:t>
       </w:r>
       <w:r>
-        <w:t xml:space="preserve">, 527 U.S. 706, 719</w:t>
-      </w:r>
-      <w:r>
-        <w:noBreakHyphen/>
-      </w:r>
-      <w:r>
-        <w:t xml:space="preserve">24 (1999) (characterizing the Eleventh Amendment as having restored the states’ sovereign immunity from suit after the United States Supreme Court had misanalyzed the issue in</w:t>
+        <w:t xml:space="preserve">, 527 U.S. 706, 719-⁠24 (1999) (characterizing the Eleventh Amendment as having restored the states’ sovereign immunity from suit after the United States Supreme Court had misanalyzed the issue in</w:t>
       </w:r>
       <w:r>
         <w:t xml:space="preserve"> </w:t>
@@ -12153,13 +11997,7 @@
         <w:t xml:space="preserve">See Kiowa</w:t>
       </w:r>
       <w:r>
-        <w:t xml:space="preserve">, 523 U.S. at 754</w:t>
-      </w:r>
-      <w:r>
-        <w:noBreakHyphen/>
-      </w:r>
-      <w:r>
-        <w:t xml:space="preserve">60.</w:t>
+        <w:t xml:space="preserve">, 523 U.S. at 754-⁠60.</w:t>
       </w:r>
     </w:p>
   </w:footnote>
@@ -12198,13 +12036,7 @@
         <w:t xml:space="preserve">Oklahoma Tax Comm’n v. Citizen Band Potawatomi Tribe</w:t>
       </w:r>
       <w:r>
-        <w:t xml:space="preserve">, 498 U.S. 505, 509</w:t>
-      </w:r>
-      <w:r>
-        <w:noBreakHyphen/>
-      </w:r>
-      <w:r>
-        <w:t xml:space="preserve">10 (1991);</w:t>
+        <w:t xml:space="preserve">, 498 U.S. 505, 509-⁠10 (1991);</w:t>
       </w:r>
       <w:r>
         <w:t xml:space="preserve"> </w:t>
@@ -12365,13 +12197,7 @@
         <w:t xml:space="preserve">See Kiowa</w:t>
       </w:r>
       <w:r>
-        <w:t xml:space="preserve">, 523 U.S. at 759</w:t>
-      </w:r>
-      <w:r>
-        <w:noBreakHyphen/>
-      </w:r>
-      <w:r>
-        <w:t xml:space="preserve">60.</w:t>
+        <w:t xml:space="preserve">, 523 U.S. at 759-⁠60.</w:t>
       </w:r>
     </w:p>
   </w:footnote>
@@ -13259,7 +13085,7 @@
     <w:qFormat/>
     <w:pPr>
       <w:keepLines/>
-      <w:spacing w:before="0" w:after="120" w:line="253" w:lineRule="exact"/>
+      <w:spacing w:before="26" w:after="120" w:line="253" w:lineRule="exact"/>
     </w:pPr>
     <w:rPr>
       <w:sz w:val="22"/>
